--- a/шаблони/комплекти/Стрільби/Шаблон_Роздавально-здавальна відомість (форма 9а).docx
+++ b/шаблони/комплекти/Стрільби/Шаблон_Роздавально-здавальна відомість (форма 9а).docx
@@ -4357,16 +4357,13 @@
       </w:rPr>
     </w:rPrDefault>
     <w:pPrDefault>
-      <w:pPr>
-        <w:suppressAutoHyphens w:val="true"/>
-      </w:pPr>
+      <w:pPr/>
     </w:pPrDefault>
   </w:docDefaults>
   <w:style w:type="paragraph" w:styleId="Normal">
     <w:name w:val="Normal"/>
     <w:pPr>
       <w:widowControl/>
-      <w:suppressAutoHyphens w:val="false"/>
       <w:bidi w:val="0"/>
     </w:pPr>
     <w:rPr>
